--- a/zht/docx/116.content.docx
+++ b/zht/docx/116.content.docx
@@ -150,26 +150,6 @@
           <w:lang w:val="zh_TW" w:bidi="zh_TW"/>
         </w:rPr>
         <w:t>zu</w:t>
-      </w:r>
-      <w:r>
-        <w:rPr>
-          <w:lang w:val="zh_TW" w:bidi="zh_TW"/>
-        </w:rPr>
-      </w:r>
-    </w:p>
-    <w:p>
-      <w:pPr/>
-      <w:r>
-        <w:rPr>
-          <w:lang w:val="zh_TW" w:bidi="zh_TW"/>
-        </w:rPr>
-      </w:r>
-      <w:r>
-        <w:rPr>
-          <w:i/>
-          <w:lang w:val="zh_TW" w:bidi="zh_TW"/>
-        </w:rPr>
-        <w:t>詛咒和祝福</w:t>
       </w:r>
       <w:r>
         <w:rPr>

--- a/zht/docx/116.content.docx
+++ b/zht/docx/116.content.docx
@@ -19,7 +19,7 @@
         <w:rPr>
           <w:lang w:val="zh_TW" w:bidi="zh_TW"/>
         </w:rPr>
-        <w:t>Resource: Study Notes - Themes (Tyndale)</w:t>
+        <w:t>Resource: Tyndale Open Study Notes</w:t>
       </w:r>
       <w:r>
         <w:rPr>
@@ -112,7 +112,7 @@
         <w:rPr>
           <w:lang w:val="zh_TW" w:bidi="zh_TW"/>
         </w:rPr>
-        <w:t>Study Notes - Themes (Tyndale)</w:t>
+        <w:t>Tyndale Open Study Notes</w:t>
       </w:r>
     </w:p>
     <w:p>

--- a/zht/docx/116.content.docx
+++ b/zht/docx/116.content.docx
@@ -19,7 +19,7 @@
         <w:rPr>
           <w:lang w:val="zh_TW" w:bidi="zh_TW"/>
         </w:rPr>
-        <w:t>Resource: Tyndale Open Study Notes</w:t>
+        <w:t>Resource: Aquifer Open Study Notes (Themes)</w:t>
       </w:r>
       <w:r>
         <w:rPr>
@@ -112,7 +112,7 @@
         <w:rPr>
           <w:lang w:val="zh_TW" w:bidi="zh_TW"/>
         </w:rPr>
-        <w:t>Tyndale Open Study Notes</w:t>
+        <w:t>Aquifer Open Study Notes (Themes)</w:t>
       </w:r>
     </w:p>
     <w:p>

--- a/zht/docx/116.content.docx
+++ b/zht/docx/116.content.docx
@@ -259,36 +259,24 @@
         </w:rPr>
         <w:t>申命記向以色列百姓說明神對他們的期望。這約要求以色列順服神，而以色列民也承諾要遵守（</w:t>
       </w:r>
-      <w:hyperlink r:id="rId13">
-        <w:r>
-          <w:rPr>
-            <w:lang w:val="zh_TW" w:bidi="zh_TW"/>
-          </w:rPr>
-          <w:rPr>
-            <w:color w:val="0000EE"/>
-            <w:u w:val="single"/>
-          </w:rPr>
-          <w:t>出19:8</w:t>
-        </w:r>
-      </w:hyperlink>
+      <w:r>
+        <w:rPr>
+          <w:lang w:val="zh_TW" w:bidi="zh_TW"/>
+        </w:rPr>
+        <w:t>出19:8</w:t>
+      </w:r>
       <w:r>
         <w:rPr>
           <w:lang w:val="zh_TW" w:bidi="zh_TW"/>
         </w:rPr>
         <w:t>）。其中有關咒詛與祝福的經文說明了神如何賜福順服祂的人，並懲罰悖逆祂的人（</w:t>
       </w:r>
-      <w:hyperlink r:id="rId14">
-        <w:r>
-          <w:rPr>
-            <w:lang w:val="zh_TW" w:bidi="zh_TW"/>
-          </w:rPr>
-          <w:rPr>
-            <w:color w:val="0000EE"/>
-            <w:u w:val="single"/>
-          </w:rPr>
-          <w:t>申27:1–29:1</w:t>
-        </w:r>
-      </w:hyperlink>
+      <w:r>
+        <w:rPr>
+          <w:lang w:val="zh_TW" w:bidi="zh_TW"/>
+        </w:rPr>
+        <w:t>申27:1–29:1</w:t>
+      </w:r>
       <w:r>
         <w:rPr>
           <w:lang w:val="zh_TW" w:bidi="zh_TW"/>
@@ -323,18 +311,12 @@
         </w:rPr>
         <w:t>神強調咒詛，是為了凸顯作惡的後果。耶穌關於末世的警告也與這些警告相呼應（</w:t>
       </w:r>
-      <w:hyperlink r:id="rId15">
-        <w:r>
-          <w:rPr>
-            <w:lang w:val="zh_TW" w:bidi="zh_TW"/>
-          </w:rPr>
-          <w:rPr>
-            <w:color w:val="0000EE"/>
-            <w:u w:val="single"/>
-          </w:rPr>
-          <w:t>太24–25章</w:t>
-        </w:r>
-      </w:hyperlink>
+      <w:r>
+        <w:rPr>
+          <w:lang w:val="zh_TW" w:bidi="zh_TW"/>
+        </w:rPr>
+        <w:t>太24–25章</w:t>
+      </w:r>
       <w:r>
         <w:rPr>
           <w:lang w:val="zh_TW" w:bidi="zh_TW"/>
@@ -355,54 +337,36 @@
         </w:rPr>
         <w:t>以色列歷史正好印證了神如何實現祂所應許的賜福與咒詛：當以色列遵守與神所立的約，神就賜福給他們。當他們悖逆，神就施行審判。以色列的悖逆在</w:t>
       </w:r>
-      <w:hyperlink r:id="rId16">
-        <w:r>
-          <w:rPr>
-            <w:lang w:val="zh_TW" w:bidi="zh_TW"/>
-          </w:rPr>
-          <w:rPr>
-            <w:color w:val="0000EE"/>
-            <w:u w:val="single"/>
-          </w:rPr>
-          <w:t>列王紀下十七章7至20節</w:t>
-        </w:r>
-      </w:hyperlink>
+      <w:r>
+        <w:rPr>
+          <w:lang w:val="zh_TW" w:bidi="zh_TW"/>
+        </w:rPr>
+        <w:t>列王紀下十七章7至20節</w:t>
+      </w:r>
       <w:r>
         <w:rPr>
           <w:lang w:val="zh_TW" w:bidi="zh_TW"/>
         </w:rPr>
         <w:t>中有清楚的總結。當以色列人違背前兩條誡命時（</w:t>
       </w:r>
-      <w:hyperlink r:id="rId17">
-        <w:r>
-          <w:rPr>
-            <w:lang w:val="zh_TW" w:bidi="zh_TW"/>
-          </w:rPr>
-          <w:rPr>
-            <w:color w:val="0000EE"/>
-            <w:u w:val="single"/>
-          </w:rPr>
-          <w:t>申5:7–10</w:t>
-        </w:r>
-      </w:hyperlink>
+      <w:r>
+        <w:rPr>
+          <w:lang w:val="zh_TW" w:bidi="zh_TW"/>
+        </w:rPr>
+        <w:t>申5:7–10</w:t>
+      </w:r>
       <w:r>
         <w:rPr>
           <w:lang w:val="zh_TW" w:bidi="zh_TW"/>
         </w:rPr>
         <w:t>），他們就等於背棄了整個約。他們的叛逆使</w:t>
       </w:r>
-      <w:hyperlink r:id="rId18">
-        <w:r>
-          <w:rPr>
-            <w:lang w:val="zh_TW" w:bidi="zh_TW"/>
-          </w:rPr>
-          <w:rPr>
-            <w:color w:val="0000EE"/>
-            <w:u w:val="single"/>
-          </w:rPr>
-          <w:t>申命記第二十八章</w:t>
-        </w:r>
-      </w:hyperlink>
+      <w:r>
+        <w:rPr>
+          <w:lang w:val="zh_TW" w:bidi="zh_TW"/>
+        </w:rPr>
+        <w:t>申命記第二十八章</w:t>
+      </w:r>
       <w:r>
         <w:rPr>
           <w:lang w:val="zh_TW" w:bidi="zh_TW"/>
@@ -432,132 +396,84 @@
           <w:lang w:val="zh_TW" w:bidi="zh_TW"/>
         </w:rPr>
       </w:r>
-      <w:hyperlink r:id="rId19">
-        <w:r>
-          <w:rPr>
-            <w:lang w:val="zh_TW" w:bidi="zh_TW"/>
-          </w:rPr>
-          <w:rPr>
-            <w:color w:val="0000EE"/>
-            <w:u w:val="single"/>
-          </w:rPr>
-          <w:t>創9:24–27</w:t>
-        </w:r>
-      </w:hyperlink>
+      <w:r>
+        <w:rPr>
+          <w:lang w:val="zh_TW" w:bidi="zh_TW"/>
+        </w:rPr>
+        <w:t>創9:24–27</w:t>
+      </w:r>
       <w:r>
         <w:rPr>
           <w:lang w:val="zh_TW" w:bidi="zh_TW"/>
         </w:rPr>
         <w:t>；</w:t>
       </w:r>
-      <w:hyperlink r:id="rId20">
-        <w:r>
-          <w:rPr>
-            <w:lang w:val="zh_TW" w:bidi="zh_TW"/>
-          </w:rPr>
-          <w:rPr>
-            <w:color w:val="0000EE"/>
-            <w:u w:val="single"/>
-          </w:rPr>
-          <w:t>利26:3–45</w:t>
-        </w:r>
-      </w:hyperlink>
+      <w:r>
+        <w:rPr>
+          <w:lang w:val="zh_TW" w:bidi="zh_TW"/>
+        </w:rPr>
+        <w:t>利26:3–45</w:t>
+      </w:r>
       <w:r>
         <w:rPr>
           <w:lang w:val="zh_TW" w:bidi="zh_TW"/>
         </w:rPr>
         <w:t>；</w:t>
       </w:r>
-      <w:hyperlink r:id="rId21">
-        <w:r>
-          <w:rPr>
-            <w:lang w:val="zh_TW" w:bidi="zh_TW"/>
-          </w:rPr>
-          <w:rPr>
-            <w:color w:val="0000EE"/>
-            <w:u w:val="single"/>
-          </w:rPr>
-          <w:t>申8:7–20，</w:t>
-        </w:r>
-      </w:hyperlink>
-      <w:hyperlink r:id="rId22">
-        <w:r>
-          <w:rPr>
-            <w:lang w:val="zh_TW" w:bidi="zh_TW"/>
-          </w:rPr>
-          <w:rPr>
-            <w:color w:val="0000EE"/>
-            <w:u w:val="single"/>
-          </w:rPr>
-          <w:t>11:29，</w:t>
-        </w:r>
-      </w:hyperlink>
-      <w:hyperlink r:id="rId14">
-        <w:r>
-          <w:rPr>
-            <w:lang w:val="zh_TW" w:bidi="zh_TW"/>
-          </w:rPr>
-          <w:rPr>
-            <w:color w:val="0000EE"/>
-            <w:u w:val="single"/>
-          </w:rPr>
-          <w:t>申27:1–29:1</w:t>
-        </w:r>
-      </w:hyperlink>
+      <w:r>
+        <w:rPr>
+          <w:lang w:val="zh_TW" w:bidi="zh_TW"/>
+        </w:rPr>
+        <w:t>申8:7–20，</w:t>
+      </w:r>
+      <w:r>
+        <w:rPr>
+          <w:lang w:val="zh_TW" w:bidi="zh_TW"/>
+        </w:rPr>
+        <w:t>11:29，</w:t>
+      </w:r>
+      <w:r>
+        <w:rPr>
+          <w:lang w:val="zh_TW" w:bidi="zh_TW"/>
+        </w:rPr>
+        <w:t>申27:1–29:1</w:t>
+      </w:r>
       <w:r>
         <w:rPr>
           <w:lang w:val="zh_TW" w:bidi="zh_TW"/>
         </w:rPr>
         <w:t>；</w:t>
       </w:r>
-      <w:hyperlink r:id="rId23">
-        <w:r>
-          <w:rPr>
-            <w:lang w:val="zh_TW" w:bidi="zh_TW"/>
-          </w:rPr>
-          <w:rPr>
-            <w:color w:val="0000EE"/>
-            <w:u w:val="single"/>
-          </w:rPr>
-          <w:t>書8:33–35</w:t>
-        </w:r>
-      </w:hyperlink>
+      <w:r>
+        <w:rPr>
+          <w:lang w:val="zh_TW" w:bidi="zh_TW"/>
+        </w:rPr>
+        <w:t>書8:33–35</w:t>
+      </w:r>
       <w:r>
         <w:rPr>
           <w:lang w:val="zh_TW" w:bidi="zh_TW"/>
         </w:rPr>
         <w:t>；</w:t>
       </w:r>
-      <w:hyperlink r:id="rId16">
-        <w:r>
-          <w:rPr>
-            <w:lang w:val="zh_TW" w:bidi="zh_TW"/>
-          </w:rPr>
-          <w:rPr>
-            <w:color w:val="0000EE"/>
-            <w:u w:val="single"/>
-          </w:rPr>
-          <w:t>王下17:7–20</w:t>
-        </w:r>
-      </w:hyperlink>
+      <w:r>
+        <w:rPr>
+          <w:lang w:val="zh_TW" w:bidi="zh_TW"/>
+        </w:rPr>
+        <w:t>王下17:7–20</w:t>
+      </w:r>
       <w:r>
         <w:rPr>
           <w:lang w:val="zh_TW" w:bidi="zh_TW"/>
         </w:rPr>
         <w:t>；</w:t>
       </w:r>
-      <w:hyperlink r:id="rId24">
-        <w:r>
-          <w:rPr>
-            <w:lang w:val="zh_TW" w:bidi="zh_TW"/>
-          </w:rPr>
-          <w:rPr>
-            <w:color w:val="0000EE"/>
-            <w:u w:val="single"/>
-          </w:rPr>
-          <w:t>代下36:17–21</w:t>
-        </w:r>
-      </w:hyperlink>
+      <w:r>
+        <w:rPr>
+          <w:lang w:val="zh_TW" w:bidi="zh_TW"/>
+        </w:rPr>
+        <w:t>代下36:17–21</w:t>
+      </w:r>
       <w:r>
         <w:rPr>
           <w:lang w:val="zh_TW" w:bidi="zh_TW"/>
